--- a/worlds/marva-lydell/world-files/files/DB_ECG_Interpretation.docx
+++ b/worlds/marva-lydell/world-files/files/DB_ECG_Interpretation.docx
@@ -299,7 +299,7 @@
           <w:szCs w:val="20"/>
           <w:rtl w:val="0"/>
         </w:rPr>
-        <w:t xml:space="preserve">ST segments: [normal / changes — specify leads]</w:t>
+        <w:t xml:space="preserve">ST segments: [normal / changes - specify leads]</w:t>
       </w:r>
     </w:p>
     <w:p>
@@ -318,7 +318,7 @@
           <w:szCs w:val="20"/>
           <w:rtl w:val="0"/>
         </w:rPr>
-        <w:t xml:space="preserve">T waves: [normal / inversions — specify leads]</w:t>
+        <w:t xml:space="preserve">T waves: [normal / inversions - specify leads]</w:t>
       </w:r>
     </w:p>
     <w:p>
